--- a/Answer_Key/Word/01_Data_Inconsistencies_Register.docx
+++ b/Answer_Key/Word/01_Data_Inconsistencies_Register.docx
@@ -201,7 +201,22 @@
           <w:rFonts w:ascii="Calibri" w:hAnsi="Calibri"/>
           <w:color w:val="1B2A4A"/>
         </w:rPr>
-        <w:t>Part 1 - Dataset inconsistencies (GBF_Datasets.xlsx)</w:t>
+        <w:t>Part 1 - Dataset inconsistencies (GBF_Datasets.xlsx - Workflow B only)</w:t>
+      </w:r>
+    </w:p>
+    <w:p>
+      <w:pPr>
+        <w:spacing w:after="120"/>
+      </w:pPr>
+      <w:r>
+        <w:rPr>
+          <w:rFonts w:ascii="Calibri" w:hAnsi="Calibri"/>
+          <w:b w:val="0"/>
+          <w:i w:val="0"/>
+          <w:color w:val="222222"/>
+          <w:sz w:val="22"/>
+        </w:rPr>
+        <w:t>A should only learn material issues through Findings Memos. Mark down if A opens the raw file or if B dumps the cleaning log without translation.</w:t>
       </w:r>
     </w:p>
     <w:tbl>
@@ -1862,7 +1877,7 @@
               <w:rPr>
                 <w:sz w:val="20"/>
               </w:rPr>
-              <w:t>Recommending 60-day reporting as primary metric is a red line (ED-02).</w:t>
+              <w:t>Recommending 60-day reporting as primary metric is a red line.</w:t>
             </w:r>
           </w:p>
         </w:tc>
@@ -1973,7 +1988,7 @@
               <w:rPr>
                 <w:sz w:val="20"/>
               </w:rPr>
-              <w:t>D-12, EP-01, ED-06</w:t>
+              <w:t>D-12, EP-01</w:t>
             </w:r>
           </w:p>
         </w:tc>
@@ -2001,7 +2016,7 @@
               <w:rPr>
                 <w:sz w:val="20"/>
               </w:rPr>
-              <w:t>Ethical analysis should engage ED-06 explicitly.</w:t>
+              <w:t>Strong teams surface the conflict in trade-off reflection or options; it is not labelled for them.</w:t>
             </w:r>
           </w:p>
         </w:tc>
@@ -2089,7 +2104,7 @@
         <w:rPr>
           <w:rFonts w:ascii="Calibri" w:hAnsi="Calibri"/>
         </w:rPr>
-        <w:t>Aggressive growth scenario struggles to meet 65% without selection bias (ED-01).</w:t>
+        <w:t>Aggressive growth scenario struggles to meet 65% without selection bias (efficiency vs ethics tension).</w:t>
       </w:r>
     </w:p>
     <w:sectPr>

--- a/Answer_Key/Word/01_Data_Inconsistencies_Register.docx
+++ b/Answer_Key/Word/01_Data_Inconsistencies_Register.docx
@@ -5,6 +5,7 @@
     <w:p>
       <w:r>
         <w:rPr>
+          <w:rFonts w:ascii="Lexend" w:hAnsi="Lexend" w:eastAsia="Lexend" w:cs="Lexend"/>
           <w:b/>
           <w:color w:val="007A87"/>
           <w:sz w:val="24"/>
@@ -18,6 +19,7 @@
       </w:pPr>
       <w:r>
         <w:rPr>
+          <w:rFonts w:ascii="Lexend" w:hAnsi="Lexend" w:eastAsia="Lexend" w:cs="Lexend"/>
           <w:b/>
           <w:color w:val="1B2A4A"/>
           <w:sz w:val="48"/>
@@ -28,6 +30,7 @@
     <w:p>
       <w:r>
         <w:rPr>
+          <w:rFonts w:ascii="Nunito" w:hAnsi="Nunito" w:eastAsia="Nunito" w:cs="Nunito"/>
           <w:i/>
           <w:color w:val="666666"/>
           <w:sz w:val="24"/>
@@ -52,6 +55,7 @@
           <w:p>
             <w:r>
               <w:rPr>
+                <w:rFonts w:ascii="Nunito" w:hAnsi="Nunito" w:eastAsia="Nunito" w:cs="Nunito"/>
                 <w:b/>
                 <w:color w:val="1B2A4A"/>
                 <w:sz w:val="20"/>
@@ -67,6 +71,7 @@
           <w:p>
             <w:r>
               <w:rPr>
+                <w:rFonts w:ascii="Nunito" w:hAnsi="Nunito" w:eastAsia="Nunito" w:cs="Nunito"/>
                 <w:color w:val="222222"/>
                 <w:sz w:val="20"/>
               </w:rPr>
@@ -83,6 +88,7 @@
           <w:p>
             <w:r>
               <w:rPr>
+                <w:rFonts w:ascii="Nunito" w:hAnsi="Nunito" w:eastAsia="Nunito" w:cs="Nunito"/>
                 <w:b/>
                 <w:color w:val="1B2A4A"/>
                 <w:sz w:val="20"/>
@@ -98,6 +104,7 @@
           <w:p>
             <w:r>
               <w:rPr>
+                <w:rFonts w:ascii="Nunito" w:hAnsi="Nunito" w:eastAsia="Nunito" w:cs="Nunito"/>
                 <w:color w:val="222222"/>
                 <w:sz w:val="20"/>
               </w:rPr>
@@ -114,6 +121,7 @@
           <w:p>
             <w:r>
               <w:rPr>
+                <w:rFonts w:ascii="Nunito" w:hAnsi="Nunito" w:eastAsia="Nunito" w:cs="Nunito"/>
                 <w:b/>
                 <w:color w:val="1B2A4A"/>
                 <w:sz w:val="20"/>
@@ -129,6 +137,7 @@
           <w:p>
             <w:r>
               <w:rPr>
+                <w:rFonts w:ascii="Nunito" w:hAnsi="Nunito" w:eastAsia="Nunito" w:cs="Nunito"/>
                 <w:color w:val="222222"/>
                 <w:sz w:val="20"/>
               </w:rPr>
@@ -145,6 +154,7 @@
           <w:p>
             <w:r>
               <w:rPr>
+                <w:rFonts w:ascii="Nunito" w:hAnsi="Nunito" w:eastAsia="Nunito" w:cs="Nunito"/>
                 <w:b/>
                 <w:color w:val="1B2A4A"/>
                 <w:sz w:val="20"/>
@@ -160,10 +170,11 @@
           <w:p>
             <w:r>
               <w:rPr>
+                <w:rFonts w:ascii="Nunito" w:hAnsi="Nunito" w:eastAsia="Nunito" w:cs="Nunito"/>
                 <w:color w:val="222222"/>
                 <w:sz w:val="20"/>
               </w:rPr>
-              <w:t>2.0 | July 2026</w:t>
+              <w:t>3.0 | July 2026</w:t>
             </w:r>
           </w:p>
         </w:tc>
@@ -183,7 +194,7 @@
       </w:pPr>
       <w:r>
         <w:rPr>
-          <w:rFonts w:ascii="Calibri" w:hAnsi="Calibri"/>
+          <w:rFonts w:ascii="Nunito" w:hAnsi="Nunito" w:eastAsia="Nunito" w:cs="Nunito"/>
           <w:b w:val="0"/>
           <w:i w:val="0"/>
           <w:color w:val="222222"/>
@@ -198,7 +209,7 @@
       </w:pPr>
       <w:r>
         <w:rPr>
-          <w:rFonts w:ascii="Calibri" w:hAnsi="Calibri"/>
+          <w:rFonts w:ascii="Lexend" w:hAnsi="Lexend" w:eastAsia="Lexend" w:cs="Lexend"/>
           <w:color w:val="1B2A4A"/>
         </w:rPr>
         <w:t>Part 1 - Dataset inconsistencies (GBF_Datasets.xlsx - Workflow B only)</w:t>
@@ -210,7 +221,7 @@
       </w:pPr>
       <w:r>
         <w:rPr>
-          <w:rFonts w:ascii="Calibri" w:hAnsi="Calibri"/>
+          <w:rFonts w:ascii="Nunito" w:hAnsi="Nunito" w:eastAsia="Nunito" w:cs="Nunito"/>
           <w:b w:val="0"/>
           <w:i w:val="0"/>
           <w:color w:val="222222"/>
@@ -242,6 +253,7 @@
           <w:p>
             <w:r>
               <w:rPr>
+                <w:rFonts w:ascii="Lexend" w:hAnsi="Lexend" w:eastAsia="Lexend" w:cs="Lexend"/>
                 <w:b/>
                 <w:color w:val="FFFFFF"/>
                 <w:sz w:val="20"/>
@@ -258,6 +270,7 @@
           <w:p>
             <w:r>
               <w:rPr>
+                <w:rFonts w:ascii="Lexend" w:hAnsi="Lexend" w:eastAsia="Lexend" w:cs="Lexend"/>
                 <w:b/>
                 <w:color w:val="FFFFFF"/>
                 <w:sz w:val="20"/>
@@ -274,6 +287,7 @@
           <w:p>
             <w:r>
               <w:rPr>
+                <w:rFonts w:ascii="Lexend" w:hAnsi="Lexend" w:eastAsia="Lexend" w:cs="Lexend"/>
                 <w:b/>
                 <w:color w:val="FFFFFF"/>
                 <w:sz w:val="20"/>
@@ -290,6 +304,7 @@
           <w:p>
             <w:r>
               <w:rPr>
+                <w:rFonts w:ascii="Lexend" w:hAnsi="Lexend" w:eastAsia="Lexend" w:cs="Lexend"/>
                 <w:b/>
                 <w:color w:val="FFFFFF"/>
                 <w:sz w:val="20"/>
@@ -306,6 +321,7 @@
           <w:p>
             <w:r>
               <w:rPr>
+                <w:rFonts w:ascii="Lexend" w:hAnsi="Lexend" w:eastAsia="Lexend" w:cs="Lexend"/>
                 <w:b/>
                 <w:color w:val="FFFFFF"/>
                 <w:sz w:val="20"/>
@@ -323,6 +339,7 @@
           <w:p>
             <w:r>
               <w:rPr>
+                <w:rFonts w:ascii="Nunito" w:hAnsi="Nunito" w:eastAsia="Nunito" w:cs="Nunito"/>
                 <w:sz w:val="20"/>
               </w:rPr>
               <w:t>DC-01</w:t>
@@ -336,6 +353,7 @@
           <w:p>
             <w:r>
               <w:rPr>
+                <w:rFonts w:ascii="Nunito" w:hAnsi="Nunito" w:eastAsia="Nunito" w:cs="Nunito"/>
                 <w:sz w:val="20"/>
               </w:rPr>
               <w:t>Duplicate beneficiary IDs</w:t>
@@ -349,6 +367,7 @@
           <w:p>
             <w:r>
               <w:rPr>
+                <w:rFonts w:ascii="Nunito" w:hAnsi="Nunito" w:eastAsia="Nunito" w:cs="Nunito"/>
                 <w:sz w:val="20"/>
               </w:rPr>
               <w:t>beneficiary_registry</w:t>
@@ -362,6 +381,7 @@
           <w:p>
             <w:r>
               <w:rPr>
+                <w:rFonts w:ascii="Nunito" w:hAnsi="Nunito" w:eastAsia="Nunito" w:cs="Nunito"/>
                 <w:sz w:val="20"/>
               </w:rPr>
               <w:t>Two rows share an ID with different province values (one shows 'HCMC').</w:t>
@@ -375,6 +395,7 @@
           <w:p>
             <w:r>
               <w:rPr>
+                <w:rFonts w:ascii="Nunito" w:hAnsi="Nunito" w:eastAsia="Nunito" w:cs="Nunito"/>
                 <w:sz w:val="20"/>
               </w:rPr>
               <w:t>De-duplicate before any count; keep the most complete record and log the decision.</w:t>
@@ -391,6 +412,7 @@
           <w:p>
             <w:r>
               <w:rPr>
+                <w:rFonts w:ascii="Nunito" w:hAnsi="Nunito" w:eastAsia="Nunito" w:cs="Nunito"/>
                 <w:sz w:val="20"/>
               </w:rPr>
               <w:t>DC-02</w:t>
@@ -405,6 +427,7 @@
           <w:p>
             <w:r>
               <w:rPr>
+                <w:rFonts w:ascii="Nunito" w:hAnsi="Nunito" w:eastAsia="Nunito" w:cs="Nunito"/>
                 <w:sz w:val="20"/>
               </w:rPr>
               <w:t>Mixed date formats</w:t>
@@ -419,6 +442,7 @@
           <w:p>
             <w:r>
               <w:rPr>
+                <w:rFonts w:ascii="Nunito" w:hAnsi="Nunito" w:eastAsia="Nunito" w:cs="Nunito"/>
                 <w:sz w:val="20"/>
               </w:rPr>
               <w:t>All tables with dates</w:t>
@@ -433,6 +457,7 @@
           <w:p>
             <w:r>
               <w:rPr>
+                <w:rFonts w:ascii="Nunito" w:hAnsi="Nunito" w:eastAsia="Nunito" w:cs="Nunito"/>
                 <w:sz w:val="20"/>
               </w:rPr>
               <w:t>Same field uses dd/mm/yyyy, yyyy-mm-dd and dd-mm-yyyy interchangeably.</w:t>
@@ -447,6 +472,7 @@
           <w:p>
             <w:r>
               <w:rPr>
+                <w:rFonts w:ascii="Nunito" w:hAnsi="Nunito" w:eastAsia="Nunito" w:cs="Nunito"/>
                 <w:sz w:val="20"/>
               </w:rPr>
               <w:t>Standardise to one format before joins; document the rule in the assumption log.</w:t>
@@ -462,6 +488,7 @@
           <w:p>
             <w:r>
               <w:rPr>
+                <w:rFonts w:ascii="Nunito" w:hAnsi="Nunito" w:eastAsia="Nunito" w:cs="Nunito"/>
                 <w:sz w:val="20"/>
               </w:rPr>
               <w:t>DC-03</w:t>
@@ -475,6 +502,7 @@
           <w:p>
             <w:r>
               <w:rPr>
+                <w:rFonts w:ascii="Nunito" w:hAnsi="Nunito" w:eastAsia="Nunito" w:cs="Nunito"/>
                 <w:sz w:val="20"/>
               </w:rPr>
               <w:t>Inconsistent placement coding</w:t>
@@ -488,6 +516,7 @@
           <w:p>
             <w:r>
               <w:rPr>
+                <w:rFonts w:ascii="Nunito" w:hAnsi="Nunito" w:eastAsia="Nunito" w:cs="Nunito"/>
                 <w:sz w:val="20"/>
               </w:rPr>
               <w:t>employment_outcomes</w:t>
@@ -501,6 +530,7 @@
           <w:p>
             <w:r>
               <w:rPr>
+                <w:rFonts w:ascii="Nunito" w:hAnsi="Nunito" w:eastAsia="Nunito" w:cs="Nunito"/>
                 <w:sz w:val="20"/>
               </w:rPr>
               <w:t>placed_90d uses Y, Yes, 1, N, No, 0 and blank for the same meaning.</w:t>
@@ -514,6 +544,7 @@
           <w:p>
             <w:r>
               <w:rPr>
+                <w:rFonts w:ascii="Nunito" w:hAnsi="Nunito" w:eastAsia="Nunito" w:cs="Nunito"/>
                 <w:sz w:val="20"/>
               </w:rPr>
               <w:t>Map to a single binary flag; treat blank as missing, not 'not placed'.</w:t>
@@ -530,6 +561,7 @@
           <w:p>
             <w:r>
               <w:rPr>
+                <w:rFonts w:ascii="Nunito" w:hAnsi="Nunito" w:eastAsia="Nunito" w:cs="Nunito"/>
                 <w:sz w:val="20"/>
               </w:rPr>
               <w:t>DC-04</w:t>
@@ -544,6 +576,7 @@
           <w:p>
             <w:r>
               <w:rPr>
+                <w:rFonts w:ascii="Nunito" w:hAnsi="Nunito" w:eastAsia="Nunito" w:cs="Nunito"/>
                 <w:sz w:val="20"/>
               </w:rPr>
               <w:t>Inconsistent attendance coding</w:t>
@@ -558,6 +591,7 @@
           <w:p>
             <w:r>
               <w:rPr>
+                <w:rFonts w:ascii="Nunito" w:hAnsi="Nunito" w:eastAsia="Nunito" w:cs="Nunito"/>
                 <w:sz w:val="20"/>
               </w:rPr>
               <w:t>programme_attendance</w:t>
@@ -572,6 +606,7 @@
           <w:p>
             <w:r>
               <w:rPr>
+                <w:rFonts w:ascii="Nunito" w:hAnsi="Nunito" w:eastAsia="Nunito" w:cs="Nunito"/>
                 <w:sz w:val="20"/>
               </w:rPr>
               <w:t>attended uses Y, N, 1 and 0.</w:t>
@@ -586,6 +621,7 @@
           <w:p>
             <w:r>
               <w:rPr>
+                <w:rFonts w:ascii="Nunito" w:hAnsi="Nunito" w:eastAsia="Nunito" w:cs="Nunito"/>
                 <w:sz w:val="20"/>
               </w:rPr>
               <w:t>Normalise to 1/0 before calculating attendance rates.</w:t>
@@ -601,6 +637,7 @@
           <w:p>
             <w:r>
               <w:rPr>
+                <w:rFonts w:ascii="Nunito" w:hAnsi="Nunito" w:eastAsia="Nunito" w:cs="Nunito"/>
                 <w:sz w:val="20"/>
               </w:rPr>
               <w:t>DC-05</w:t>
@@ -614,6 +651,7 @@
           <w:p>
             <w:r>
               <w:rPr>
+                <w:rFonts w:ascii="Nunito" w:hAnsi="Nunito" w:eastAsia="Nunito" w:cs="Nunito"/>
                 <w:sz w:val="20"/>
               </w:rPr>
               <w:t>Impossible age</w:t>
@@ -627,6 +665,7 @@
           <w:p>
             <w:r>
               <w:rPr>
+                <w:rFonts w:ascii="Nunito" w:hAnsi="Nunito" w:eastAsia="Nunito" w:cs="Nunito"/>
                 <w:sz w:val="20"/>
               </w:rPr>
               <w:t>beneficiary_registry</w:t>
@@ -640,6 +679,7 @@
           <w:p>
             <w:r>
               <w:rPr>
+                <w:rFonts w:ascii="Nunito" w:hAnsi="Nunito" w:eastAsia="Nunito" w:cs="Nunito"/>
                 <w:sz w:val="20"/>
               </w:rPr>
               <w:t>Record GBF-2025-10417 has a date of birth implying age ~42.</w:t>
@@ -653,6 +693,7 @@
           <w:p>
             <w:r>
               <w:rPr>
+                <w:rFonts w:ascii="Nunito" w:hAnsi="Nunito" w:eastAsia="Nunito" w:cs="Nunito"/>
                 <w:sz w:val="20"/>
               </w:rPr>
               <w:t>Flag as data error; exclude from age analysis or correct with documented assumption.</w:t>
@@ -669,6 +710,7 @@
           <w:p>
             <w:r>
               <w:rPr>
+                <w:rFonts w:ascii="Nunito" w:hAnsi="Nunito" w:eastAsia="Nunito" w:cs="Nunito"/>
                 <w:sz w:val="20"/>
               </w:rPr>
               <w:t>DC-06</w:t>
@@ -683,6 +725,7 @@
           <w:p>
             <w:r>
               <w:rPr>
+                <w:rFonts w:ascii="Nunito" w:hAnsi="Nunito" w:eastAsia="Nunito" w:cs="Nunito"/>
                 <w:sz w:val="20"/>
               </w:rPr>
               <w:t>Wage typo</w:t>
@@ -697,6 +740,7 @@
           <w:p>
             <w:r>
               <w:rPr>
+                <w:rFonts w:ascii="Nunito" w:hAnsi="Nunito" w:eastAsia="Nunito" w:cs="Nunito"/>
                 <w:sz w:val="20"/>
               </w:rPr>
               <w:t>employment_outcomes</w:t>
@@ -711,6 +755,7 @@
           <w:p>
             <w:r>
               <w:rPr>
+                <w:rFonts w:ascii="Nunito" w:hAnsi="Nunito" w:eastAsia="Nunito" w:cs="Nunito"/>
                 <w:sz w:val="20"/>
               </w:rPr>
               <w:t>Record GBF-2025-10417 shows wage_vnd_monthly = 99,999,999 (notes field flags error).</w:t>
@@ -725,6 +770,7 @@
           <w:p>
             <w:r>
               <w:rPr>
+                <w:rFonts w:ascii="Nunito" w:hAnsi="Nunito" w:eastAsia="Nunito" w:cs="Nunito"/>
                 <w:sz w:val="20"/>
               </w:rPr>
               <w:t>Investigate; exclude or cap for wage averages; never report uncorrected.</w:t>
@@ -740,6 +786,7 @@
           <w:p>
             <w:r>
               <w:rPr>
+                <w:rFonts w:ascii="Nunito" w:hAnsi="Nunito" w:eastAsia="Nunito" w:cs="Nunito"/>
                 <w:sz w:val="20"/>
               </w:rPr>
               <w:t>DC-07</w:t>
@@ -753,6 +800,7 @@
           <w:p>
             <w:r>
               <w:rPr>
+                <w:rFonts w:ascii="Nunito" w:hAnsi="Nunito" w:eastAsia="Nunito" w:cs="Nunito"/>
                 <w:sz w:val="20"/>
               </w:rPr>
               <w:t>Missing ethnicity</w:t>
@@ -766,6 +814,7 @@
           <w:p>
             <w:r>
               <w:rPr>
+                <w:rFonts w:ascii="Nunito" w:hAnsi="Nunito" w:eastAsia="Nunito" w:cs="Nunito"/>
                 <w:sz w:val="20"/>
               </w:rPr>
               <w:t>beneficiary_registry</w:t>
@@ -779,6 +828,7 @@
           <w:p>
             <w:r>
               <w:rPr>
+                <w:rFonts w:ascii="Nunito" w:hAnsi="Nunito" w:eastAsia="Nunito" w:cs="Nunito"/>
                 <w:sz w:val="20"/>
               </w:rPr>
               <w:t>Roughly 18% of ethnicity fields are blank.</w:t>
@@ -792,6 +842,7 @@
           <w:p>
             <w:r>
               <w:rPr>
+                <w:rFonts w:ascii="Nunito" w:hAnsi="Nunito" w:eastAsia="Nunito" w:cs="Nunito"/>
                 <w:sz w:val="20"/>
               </w:rPr>
               <w:t>Report missingness; do not impute without stating why.</w:t>
@@ -808,6 +859,7 @@
           <w:p>
             <w:r>
               <w:rPr>
+                <w:rFonts w:ascii="Nunito" w:hAnsi="Nunito" w:eastAsia="Nunito" w:cs="Nunito"/>
                 <w:sz w:val="20"/>
               </w:rPr>
               <w:t>DC-08</w:t>
@@ -822,6 +874,7 @@
           <w:p>
             <w:r>
               <w:rPr>
+                <w:rFonts w:ascii="Nunito" w:hAnsi="Nunito" w:eastAsia="Nunito" w:cs="Nunito"/>
                 <w:sz w:val="20"/>
               </w:rPr>
               <w:t>Missing disability flag</w:t>
@@ -836,6 +889,7 @@
           <w:p>
             <w:r>
               <w:rPr>
+                <w:rFonts w:ascii="Nunito" w:hAnsi="Nunito" w:eastAsia="Nunito" w:cs="Nunito"/>
                 <w:sz w:val="20"/>
               </w:rPr>
               <w:t>beneficiary_registry</w:t>
@@ -850,6 +904,7 @@
           <w:p>
             <w:r>
               <w:rPr>
+                <w:rFonts w:ascii="Nunito" w:hAnsi="Nunito" w:eastAsia="Nunito" w:cs="Nunito"/>
                 <w:sz w:val="20"/>
               </w:rPr>
               <w:t>Roughly 5% of disability_status fields are blank.</w:t>
@@ -864,6 +919,7 @@
           <w:p>
             <w:r>
               <w:rPr>
+                <w:rFonts w:ascii="Nunito" w:hAnsi="Nunito" w:eastAsia="Nunito" w:cs="Nunito"/>
                 <w:sz w:val="20"/>
               </w:rPr>
               <w:t>Treat as unknown; compare Y-only rate with and without unknowns.</w:t>
@@ -879,6 +935,7 @@
           <w:p>
             <w:r>
               <w:rPr>
+                <w:rFonts w:ascii="Nunito" w:hAnsi="Nunito" w:eastAsia="Nunito" w:cs="Nunito"/>
                 <w:sz w:val="20"/>
               </w:rPr>
               <w:t>DC-09</w:t>
@@ -892,6 +949,7 @@
           <w:p>
             <w:r>
               <w:rPr>
+                <w:rFonts w:ascii="Nunito" w:hAnsi="Nunito" w:eastAsia="Nunito" w:cs="Nunito"/>
                 <w:sz w:val="20"/>
               </w:rPr>
               <w:t>Province label mismatch</w:t>
@@ -905,6 +963,7 @@
           <w:p>
             <w:r>
               <w:rPr>
+                <w:rFonts w:ascii="Nunito" w:hAnsi="Nunito" w:eastAsia="Nunito" w:cs="Nunito"/>
                 <w:sz w:val="20"/>
               </w:rPr>
               <w:t>beneficiary_registry</w:t>
@@ -918,6 +977,7 @@
           <w:p>
             <w:r>
               <w:rPr>
+                <w:rFonts w:ascii="Nunito" w:hAnsi="Nunito" w:eastAsia="Nunito" w:cs="Nunito"/>
                 <w:sz w:val="20"/>
               </w:rPr>
               <w:t>Same hub appears as 'Ho Chi Minh City' and 'HCMC'.</w:t>
@@ -931,6 +991,7 @@
           <w:p>
             <w:r>
               <w:rPr>
+                <w:rFonts w:ascii="Nunito" w:hAnsi="Nunito" w:eastAsia="Nunito" w:cs="Nunito"/>
                 <w:sz w:val="20"/>
               </w:rPr>
               <w:t>Create a lookup table; never double-count provinces.</w:t>
@@ -947,6 +1008,7 @@
           <w:p>
             <w:r>
               <w:rPr>
+                <w:rFonts w:ascii="Nunito" w:hAnsi="Nunito" w:eastAsia="Nunito" w:cs="Nunito"/>
                 <w:sz w:val="20"/>
               </w:rPr>
               <w:t>DC-10</w:t>
@@ -961,6 +1023,7 @@
           <w:p>
             <w:r>
               <w:rPr>
+                <w:rFonts w:ascii="Nunito" w:hAnsi="Nunito" w:eastAsia="Nunito" w:cs="Nunito"/>
                 <w:sz w:val="20"/>
               </w:rPr>
               <w:t>Dong Nai cost double-entry</w:t>
@@ -975,6 +1038,7 @@
           <w:p>
             <w:r>
               <w:rPr>
+                <w:rFonts w:ascii="Nunito" w:hAnsi="Nunito" w:eastAsia="Nunito" w:cs="Nunito"/>
                 <w:sz w:val="20"/>
               </w:rPr>
               <w:t>hub_costs_2025</w:t>
@@ -989,6 +1053,7 @@
           <w:p>
             <w:r>
               <w:rPr>
+                <w:rFonts w:ascii="Nunito" w:hAnsi="Nunito" w:eastAsia="Nunito" w:cs="Nunito"/>
                 <w:sz w:val="20"/>
               </w:rPr>
               <w:t>September 2025 for hub DN appears twice with identical totals.</w:t>
@@ -1003,6 +1068,7 @@
           <w:p>
             <w:r>
               <w:rPr>
+                <w:rFonts w:ascii="Nunito" w:hAnsi="Nunito" w:eastAsia="Nunito" w:cs="Nunito"/>
                 <w:sz w:val="20"/>
               </w:rPr>
               <w:t>Remove duplicate row before summing hub costs.</w:t>
@@ -1018,6 +1084,7 @@
           <w:p>
             <w:r>
               <w:rPr>
+                <w:rFonts w:ascii="Nunito" w:hAnsi="Nunito" w:eastAsia="Nunito" w:cs="Nunito"/>
                 <w:sz w:val="20"/>
               </w:rPr>
               <w:t>DC-11</w:t>
@@ -1031,6 +1098,7 @@
           <w:p>
             <w:r>
               <w:rPr>
+                <w:rFonts w:ascii="Nunito" w:hAnsi="Nunito" w:eastAsia="Nunito" w:cs="Nunito"/>
                 <w:sz w:val="20"/>
               </w:rPr>
               <w:t>Hours on inactive mentor</w:t>
@@ -1044,6 +1112,7 @@
           <w:p>
             <w:r>
               <w:rPr>
+                <w:rFonts w:ascii="Nunito" w:hAnsi="Nunito" w:eastAsia="Nunito" w:cs="Nunito"/>
                 <w:sz w:val="20"/>
               </w:rPr>
               <w:t>volunteer_hours</w:t>
@@ -1057,6 +1126,7 @@
           <w:p>
             <w:r>
               <w:rPr>
+                <w:rFonts w:ascii="Nunito" w:hAnsi="Nunito" w:eastAsia="Nunito" w:cs="Nunito"/>
                 <w:sz w:val="20"/>
               </w:rPr>
               <w:t>Mentor M-099 is marked Inactive but has logged hours.</w:t>
@@ -1070,6 +1140,7 @@
           <w:p>
             <w:r>
               <w:rPr>
+                <w:rFonts w:ascii="Nunito" w:hAnsi="Nunito" w:eastAsia="Nunito" w:cs="Nunito"/>
                 <w:sz w:val="20"/>
               </w:rPr>
               <w:t>Exclude inactive-mentor hours from DB-4 or justify inclusion.</w:t>
@@ -1086,6 +1157,7 @@
           <w:p>
             <w:r>
               <w:rPr>
+                <w:rFonts w:ascii="Nunito" w:hAnsi="Nunito" w:eastAsia="Nunito" w:cs="Nunito"/>
                 <w:sz w:val="20"/>
               </w:rPr>
               <w:t>DC-12</w:t>
@@ -1100,6 +1172,7 @@
           <w:p>
             <w:r>
               <w:rPr>
+                <w:rFonts w:ascii="Nunito" w:hAnsi="Nunito" w:eastAsia="Nunito" w:cs="Nunito"/>
                 <w:sz w:val="20"/>
               </w:rPr>
               <w:t>Text-formatted funding amount</w:t>
@@ -1114,6 +1187,7 @@
           <w:p>
             <w:r>
               <w:rPr>
+                <w:rFonts w:ascii="Nunito" w:hAnsi="Nunito" w:eastAsia="Nunito" w:cs="Nunito"/>
                 <w:sz w:val="20"/>
               </w:rPr>
               <w:t>funding_by_source</w:t>
@@ -1128,6 +1202,7 @@
           <w:p>
             <w:r>
               <w:rPr>
+                <w:rFonts w:ascii="Nunito" w:hAnsi="Nunito" w:eastAsia="Nunito" w:cs="Nunito"/>
                 <w:sz w:val="20"/>
               </w:rPr>
               <w:t>UK aid / FCDO 2025-Q3 amount_vnd_m stored as text with a thousands comma.</w:t>
@@ -1142,6 +1217,7 @@
           <w:p>
             <w:r>
               <w:rPr>
+                <w:rFonts w:ascii="Nunito" w:hAnsi="Nunito" w:eastAsia="Nunito" w:cs="Nunito"/>
                 <w:sz w:val="20"/>
               </w:rPr>
               <w:t>Convert to number before SUM; note in data quality report.</w:t>
@@ -1157,6 +1233,7 @@
           <w:p>
             <w:r>
               <w:rPr>
+                <w:rFonts w:ascii="Nunito" w:hAnsi="Nunito" w:eastAsia="Nunito" w:cs="Nunito"/>
                 <w:sz w:val="20"/>
               </w:rPr>
               <w:t>DC-13</w:t>
@@ -1170,6 +1247,7 @@
           <w:p>
             <w:r>
               <w:rPr>
+                <w:rFonts w:ascii="Nunito" w:hAnsi="Nunito" w:eastAsia="Nunito" w:cs="Nunito"/>
                 <w:sz w:val="20"/>
               </w:rPr>
               <w:t>Sample vs organisation totals</w:t>
@@ -1183,6 +1261,7 @@
           <w:p>
             <w:r>
               <w:rPr>
+                <w:rFonts w:ascii="Nunito" w:hAnsi="Nunito" w:eastAsia="Nunito" w:cs="Nunito"/>
                 <w:sz w:val="20"/>
               </w:rPr>
               <w:t>All tables</w:t>
@@ -1196,6 +1275,7 @@
           <w:p>
             <w:r>
               <w:rPr>
+                <w:rFonts w:ascii="Nunito" w:hAnsi="Nunito" w:eastAsia="Nunito" w:cs="Nunito"/>
                 <w:sz w:val="20"/>
               </w:rPr>
               <w:t>Export covers ~520 beneficiaries; handbook cites 2,847 served in 2025.</w:t>
@@ -1209,6 +1289,7 @@
           <w:p>
             <w:r>
               <w:rPr>
+                <w:rFonts w:ascii="Nunito" w:hAnsi="Nunito" w:eastAsia="Nunito" w:cs="Nunito"/>
                 <w:sz w:val="20"/>
               </w:rPr>
               <w:t>State sample limitation in every analysis; do not extrapolate to org totals.</w:t>
@@ -1224,7 +1305,7 @@
       </w:pPr>
       <w:r>
         <w:rPr>
-          <w:rFonts w:ascii="Calibri" w:hAnsi="Calibri"/>
+          <w:rFonts w:ascii="Lexend" w:hAnsi="Lexend" w:eastAsia="Lexend" w:cs="Lexend"/>
           <w:color w:val="1B2A4A"/>
         </w:rPr>
         <w:t>Part 2 - Document and narrative contradictions</w:t>
@@ -1253,6 +1334,7 @@
           <w:p>
             <w:r>
               <w:rPr>
+                <w:rFonts w:ascii="Lexend" w:hAnsi="Lexend" w:eastAsia="Lexend" w:cs="Lexend"/>
                 <w:b/>
                 <w:color w:val="FFFFFF"/>
                 <w:sz w:val="20"/>
@@ -1269,6 +1351,7 @@
           <w:p>
             <w:r>
               <w:rPr>
+                <w:rFonts w:ascii="Lexend" w:hAnsi="Lexend" w:eastAsia="Lexend" w:cs="Lexend"/>
                 <w:b/>
                 <w:color w:val="FFFFFF"/>
                 <w:sz w:val="20"/>
@@ -1285,6 +1368,7 @@
           <w:p>
             <w:r>
               <w:rPr>
+                <w:rFonts w:ascii="Lexend" w:hAnsi="Lexend" w:eastAsia="Lexend" w:cs="Lexend"/>
                 <w:b/>
                 <w:color w:val="FFFFFF"/>
                 <w:sz w:val="20"/>
@@ -1301,6 +1385,7 @@
           <w:p>
             <w:r>
               <w:rPr>
+                <w:rFonts w:ascii="Lexend" w:hAnsi="Lexend" w:eastAsia="Lexend" w:cs="Lexend"/>
                 <w:b/>
                 <w:color w:val="FFFFFF"/>
                 <w:sz w:val="20"/>
@@ -1317,6 +1402,7 @@
           <w:p>
             <w:r>
               <w:rPr>
+                <w:rFonts w:ascii="Lexend" w:hAnsi="Lexend" w:eastAsia="Lexend" w:cs="Lexend"/>
                 <w:b/>
                 <w:color w:val="FFFFFF"/>
                 <w:sz w:val="20"/>
@@ -1334,6 +1420,7 @@
           <w:p>
             <w:r>
               <w:rPr>
+                <w:rFonts w:ascii="Nunito" w:hAnsi="Nunito" w:eastAsia="Nunito" w:cs="Nunito"/>
                 <w:sz w:val="20"/>
               </w:rPr>
               <w:t>DC-D01</w:t>
@@ -1347,6 +1434,7 @@
           <w:p>
             <w:r>
               <w:rPr>
+                <w:rFonts w:ascii="Nunito" w:hAnsi="Nunito" w:eastAsia="Nunito" w:cs="Nunito"/>
                 <w:sz w:val="20"/>
               </w:rPr>
               <w:t>Placement rate definition</w:t>
@@ -1360,6 +1448,7 @@
           <w:p>
             <w:r>
               <w:rPr>
+                <w:rFonts w:ascii="Nunito" w:hAnsi="Nunito" w:eastAsia="Nunito" w:cs="Nunito"/>
                 <w:sz w:val="20"/>
               </w:rPr>
               <w:t>D-01 vs D-02 vs ST-02</w:t>
@@ -1373,6 +1462,7 @@
           <w:p>
             <w:r>
               <w:rPr>
+                <w:rFonts w:ascii="Nunito" w:hAnsi="Nunito" w:eastAsia="Nunito" w:cs="Nunito"/>
                 <w:sz w:val="20"/>
               </w:rPr>
               <w:t>D-01 public report: 71% within 90 days (broad: includes gig work &gt;=15 hrs/week). ST-02: formal contract rate closer to 63%. D-02 says Pathway Digital reporting was generous.</w:t>
@@ -1386,6 +1476,7 @@
           <w:p>
             <w:r>
               <w:rPr>
+                <w:rFonts w:ascii="Nunito" w:hAnsi="Nunito" w:eastAsia="Nunito" w:cs="Nunito"/>
                 <w:sz w:val="20"/>
               </w:rPr>
               <w:t>Teams must state which definition they use and report both where possible.</w:t>
@@ -1402,6 +1493,7 @@
           <w:p>
             <w:r>
               <w:rPr>
+                <w:rFonts w:ascii="Nunito" w:hAnsi="Nunito" w:eastAsia="Nunito" w:cs="Nunito"/>
                 <w:sz w:val="20"/>
               </w:rPr>
               <w:t>DC-D02</w:t>
@@ -1416,6 +1508,7 @@
           <w:p>
             <w:r>
               <w:rPr>
+                <w:rFonts w:ascii="Nunito" w:hAnsi="Nunito" w:eastAsia="Nunito" w:cs="Nunito"/>
                 <w:sz w:val="20"/>
               </w:rPr>
               <w:t>Pathway Digital completion</w:t>
@@ -1430,6 +1523,7 @@
           <w:p>
             <w:r>
               <w:rPr>
+                <w:rFonts w:ascii="Nunito" w:hAnsi="Nunito" w:eastAsia="Nunito" w:cs="Nunito"/>
                 <w:sz w:val="20"/>
               </w:rPr>
               <w:t>D-02 vs D-01</w:t>
@@ -1444,6 +1538,7 @@
           <w:p>
             <w:r>
               <w:rPr>
+                <w:rFonts w:ascii="Nunito" w:hAnsi="Nunito" w:eastAsia="Nunito" w:cs="Nunito"/>
                 <w:sz w:val="20"/>
               </w:rPr>
               <w:t>Donor-facing figure 68%; true completers/ starters = 52% (wrong denominator).</w:t>
@@ -1458,6 +1553,7 @@
           <w:p>
             <w:r>
               <w:rPr>
+                <w:rFonts w:ascii="Nunito" w:hAnsi="Nunito" w:eastAsia="Nunito" w:cs="Nunito"/>
                 <w:sz w:val="20"/>
               </w:rPr>
               <w:t>Strong teams catch this and discuss reputational risk.</w:t>
@@ -1473,6 +1569,7 @@
           <w:p>
             <w:r>
               <w:rPr>
+                <w:rFonts w:ascii="Nunito" w:hAnsi="Nunito" w:eastAsia="Nunito" w:cs="Nunito"/>
                 <w:sz w:val="20"/>
               </w:rPr>
               <w:t>DC-D03</w:t>
@@ -1486,6 +1583,7 @@
           <w:p>
             <w:r>
               <w:rPr>
+                <w:rFonts w:ascii="Nunito" w:hAnsi="Nunito" w:eastAsia="Nunito" w:cs="Nunito"/>
                 <w:sz w:val="20"/>
               </w:rPr>
               <w:t>Dong Nai performance</w:t>
@@ -1499,6 +1597,7 @@
           <w:p>
             <w:r>
               <w:rPr>
+                <w:rFonts w:ascii="Nunito" w:hAnsi="Nunito" w:eastAsia="Nunito" w:cs="Nunito"/>
                 <w:sz w:val="20"/>
               </w:rPr>
               <w:t>D-02, ST-01, ST-05, EP-02</w:t>
@@ -1512,6 +1611,7 @@
           <w:p>
             <w:r>
               <w:rPr>
+                <w:rFonts w:ascii="Nunito" w:hAnsi="Nunito" w:eastAsia="Nunito" w:cs="Nunito"/>
                 <w:sz w:val="20"/>
               </w:rPr>
               <w:t>Internship drop-out 38% vs org average 22%; transport and employer quality cited.</w:t>
@@ -1525,6 +1625,7 @@
           <w:p>
             <w:r>
               <w:rPr>
+                <w:rFonts w:ascii="Nunito" w:hAnsi="Nunito" w:eastAsia="Nunito" w:cs="Nunito"/>
                 <w:sz w:val="20"/>
               </w:rPr>
               <w:t>Dashboard should show DN below 65%; recommendations must address DN if scaling.</w:t>
@@ -1541,6 +1642,7 @@
           <w:p>
             <w:r>
               <w:rPr>
+                <w:rFonts w:ascii="Nunito" w:hAnsi="Nunito" w:eastAsia="Nunito" w:cs="Nunito"/>
                 <w:sz w:val="20"/>
               </w:rPr>
               <w:t>DC-D04</w:t>
@@ -1555,6 +1657,7 @@
           <w:p>
             <w:r>
               <w:rPr>
+                <w:rFonts w:ascii="Nunito" w:hAnsi="Nunito" w:eastAsia="Nunito" w:cs="Nunito"/>
                 <w:sz w:val="20"/>
               </w:rPr>
               <w:t>Disability gap</w:t>
@@ -1569,6 +1672,7 @@
           <w:p>
             <w:r>
               <w:rPr>
+                <w:rFonts w:ascii="Nunito" w:hAnsi="Nunito" w:eastAsia="Nunito" w:cs="Nunito"/>
                 <w:sz w:val="20"/>
               </w:rPr>
               <w:t>ST-03 vs D-01</w:t>
@@ -1583,6 +1687,7 @@
           <w:p>
             <w:r>
               <w:rPr>
+                <w:rFonts w:ascii="Nunito" w:hAnsi="Nunito" w:eastAsia="Nunito" w:cs="Nunito"/>
                 <w:sz w:val="20"/>
               </w:rPr>
               <w:t>Reported disability share ~6%; population nearer 9%. Placement ~49% vs 71% overall.</w:t>
@@ -1597,6 +1702,7 @@
           <w:p>
             <w:r>
               <w:rPr>
+                <w:rFonts w:ascii="Nunito" w:hAnsi="Nunito" w:eastAsia="Nunito" w:cs="Nunito"/>
                 <w:sz w:val="20"/>
               </w:rPr>
               <w:t>Mark down if disability breakdown is missing from analysis or recommendations.</w:t>
@@ -1612,6 +1718,7 @@
           <w:p>
             <w:r>
               <w:rPr>
+                <w:rFonts w:ascii="Nunito" w:hAnsi="Nunito" w:eastAsia="Nunito" w:cs="Nunito"/>
                 <w:sz w:val="20"/>
               </w:rPr>
               <w:t>DC-D05</w:t>
@@ -1625,6 +1732,7 @@
           <w:p>
             <w:r>
               <w:rPr>
+                <w:rFonts w:ascii="Nunito" w:hAnsi="Nunito" w:eastAsia="Nunito" w:cs="Nunito"/>
                 <w:sz w:val="20"/>
               </w:rPr>
               <w:t>Board email thread</w:t>
@@ -1638,6 +1746,7 @@
           <w:p>
             <w:r>
               <w:rPr>
+                <w:rFonts w:ascii="Nunito" w:hAnsi="Nunito" w:eastAsia="Nunito" w:cs="Nunito"/>
                 <w:sz w:val="20"/>
               </w:rPr>
               <w:t>D-08</w:t>
@@ -1651,6 +1760,7 @@
           <w:p>
             <w:r>
               <w:rPr>
+                <w:rFonts w:ascii="Nunito" w:hAnsi="Nunito" w:eastAsia="Nunito" w:cs="Nunito"/>
                 <w:sz w:val="20"/>
               </w:rPr>
               <w:t>Forwarded anonymously; unverified; politically motivated opinions.</w:t>
@@ -1664,6 +1774,7 @@
           <w:p>
             <w:r>
               <w:rPr>
+                <w:rFonts w:ascii="Nunito" w:hAnsi="Nunito" w:eastAsia="Nunito" w:cs="Nunito"/>
                 <w:sz w:val="20"/>
               </w:rPr>
               <w:t>Use for stakeholder sentiment only; triangulate with transcripts.</w:t>
@@ -1680,6 +1791,7 @@
           <w:p>
             <w:r>
               <w:rPr>
+                <w:rFonts w:ascii="Nunito" w:hAnsi="Nunito" w:eastAsia="Nunito" w:cs="Nunito"/>
                 <w:sz w:val="20"/>
               </w:rPr>
               <w:t>DC-D06</w:t>
@@ -1694,6 +1806,7 @@
           <w:p>
             <w:r>
               <w:rPr>
+                <w:rFonts w:ascii="Nunito" w:hAnsi="Nunito" w:eastAsia="Nunito" w:cs="Nunito"/>
                 <w:sz w:val="20"/>
               </w:rPr>
               <w:t>YouthWorks threat</w:t>
@@ -1708,6 +1821,7 @@
           <w:p>
             <w:r>
               <w:rPr>
+                <w:rFonts w:ascii="Nunito" w:hAnsi="Nunito" w:eastAsia="Nunito" w:cs="Nunito"/>
                 <w:sz w:val="20"/>
               </w:rPr>
               <w:t>D-10 vs ST-04 vs ST-05</w:t>
@@ -1722,6 +1836,7 @@
           <w:p>
             <w:r>
               <w:rPr>
+                <w:rFonts w:ascii="Nunito" w:hAnsi="Nunito" w:eastAsia="Nunito" w:cs="Nunito"/>
                 <w:sz w:val="20"/>
               </w:rPr>
               <w:t>Development says overstated; field staff see waitlist leakage in Binh Duong border districts.</w:t>
@@ -1736,6 +1851,7 @@
           <w:p>
             <w:r>
               <w:rPr>
+                <w:rFonts w:ascii="Nunito" w:hAnsi="Nunito" w:eastAsia="Nunito" w:cs="Nunito"/>
                 <w:sz w:val="20"/>
               </w:rPr>
               <w:t>No single truth; evidence-based judgement required.</w:t>
@@ -1751,6 +1867,7 @@
           <w:p>
             <w:r>
               <w:rPr>
+                <w:rFonts w:ascii="Nunito" w:hAnsi="Nunito" w:eastAsia="Nunito" w:cs="Nunito"/>
                 <w:sz w:val="20"/>
               </w:rPr>
               <w:t>DC-D07</w:t>
@@ -1764,6 +1881,7 @@
           <w:p>
             <w:r>
               <w:rPr>
+                <w:rFonts w:ascii="Nunito" w:hAnsi="Nunito" w:eastAsia="Nunito" w:cs="Nunito"/>
                 <w:sz w:val="20"/>
               </w:rPr>
               <w:t>VPBank conditions</w:t>
@@ -1777,6 +1895,7 @@
           <w:p>
             <w:r>
               <w:rPr>
+                <w:rFonts w:ascii="Nunito" w:hAnsi="Nunito" w:eastAsia="Nunito" w:cs="Nunito"/>
                 <w:sz w:val="20"/>
               </w:rPr>
               <w:t>D-03 vs DN-01</w:t>
@@ -1790,6 +1909,7 @@
           <w:p>
             <w:r>
               <w:rPr>
+                <w:rFonts w:ascii="Nunito" w:hAnsi="Nunito" w:eastAsia="Nunito" w:cs="Nunito"/>
                 <w:sz w:val="20"/>
               </w:rPr>
               <w:t>65% at 90 days required; DN-01 open to quality-focused alternative but not open-ended delay.</w:t>
@@ -1803,6 +1923,7 @@
           <w:p>
             <w:r>
               <w:rPr>
+                <w:rFonts w:ascii="Nunito" w:hAnsi="Nunito" w:eastAsia="Nunito" w:cs="Nunito"/>
                 <w:sz w:val="20"/>
               </w:rPr>
               <w:t>Funding scenarios must stress-test the 65% condition honestly.</w:t>
@@ -1819,6 +1940,7 @@
           <w:p>
             <w:r>
               <w:rPr>
+                <w:rFonts w:ascii="Nunito" w:hAnsi="Nunito" w:eastAsia="Nunito" w:cs="Nunito"/>
                 <w:sz w:val="20"/>
               </w:rPr>
               <w:t>DC-D08</w:t>
@@ -1833,6 +1955,7 @@
           <w:p>
             <w:r>
               <w:rPr>
+                <w:rFonts w:ascii="Nunito" w:hAnsi="Nunito" w:eastAsia="Nunito" w:cs="Nunito"/>
                 <w:sz w:val="20"/>
               </w:rPr>
               <w:t>60-day reporting proposal</w:t>
@@ -1847,6 +1970,7 @@
           <w:p>
             <w:r>
               <w:rPr>
+                <w:rFonts w:ascii="Nunito" w:hAnsi="Nunito" w:eastAsia="Nunito" w:cs="Nunito"/>
                 <w:sz w:val="20"/>
               </w:rPr>
               <w:t>ST-04 vs D-03 vs DN-01</w:t>
@@ -1861,6 +1985,7 @@
           <w:p>
             <w:r>
               <w:rPr>
+                <w:rFonts w:ascii="Nunito" w:hAnsi="Nunito" w:eastAsia="Nunito" w:cs="Nunito"/>
                 <w:sz w:val="20"/>
               </w:rPr>
               <w:t>Anh Duc suggests early measurement; contract and donor say 90 days is primary.</w:t>
@@ -1875,6 +2000,7 @@
           <w:p>
             <w:r>
               <w:rPr>
+                <w:rFonts w:ascii="Nunito" w:hAnsi="Nunito" w:eastAsia="Nunito" w:cs="Nunito"/>
                 <w:sz w:val="20"/>
               </w:rPr>
               <w:t>Recommending 60-day reporting as primary metric is a red line.</w:t>
@@ -1890,6 +2016,7 @@
           <w:p>
             <w:r>
               <w:rPr>
+                <w:rFonts w:ascii="Nunito" w:hAnsi="Nunito" w:eastAsia="Nunito" w:cs="Nunito"/>
                 <w:sz w:val="20"/>
               </w:rPr>
               <w:t>DC-D09</w:t>
@@ -1903,6 +2030,7 @@
           <w:p>
             <w:r>
               <w:rPr>
+                <w:rFonts w:ascii="Nunito" w:hAnsi="Nunito" w:eastAsia="Nunito" w:cs="Nunito"/>
                 <w:sz w:val="20"/>
               </w:rPr>
               <w:t>Long An pilot</w:t>
@@ -1916,6 +2044,7 @@
           <w:p>
             <w:r>
               <w:rPr>
+                <w:rFonts w:ascii="Nunito" w:hAnsi="Nunito" w:eastAsia="Nunito" w:cs="Nunito"/>
                 <w:sz w:val="20"/>
               </w:rPr>
               <w:t>D-02, ST-01, BD-01</w:t>
@@ -1929,6 +2058,7 @@
           <w:p>
             <w:r>
               <w:rPr>
+                <w:rFonts w:ascii="Nunito" w:hAnsi="Nunito" w:eastAsia="Nunito" w:cs="Nunito"/>
                 <w:sz w:val="20"/>
               </w:rPr>
               <w:t>~60% drop-out; board member T.N. pushes expansion for political reasons.</w:t>
@@ -1942,6 +2072,7 @@
           <w:p>
             <w:r>
               <w:rPr>
+                <w:rFonts w:ascii="Nunito" w:hAnsi="Nunito" w:eastAsia="Nunito" w:cs="Nunito"/>
                 <w:sz w:val="20"/>
               </w:rPr>
               <w:t>Scaling to Long An without fixing the model is a common weak answer.</w:t>
@@ -1958,6 +2089,7 @@
           <w:p>
             <w:r>
               <w:rPr>
+                <w:rFonts w:ascii="Nunito" w:hAnsi="Nunito" w:eastAsia="Nunito" w:cs="Nunito"/>
                 <w:sz w:val="20"/>
               </w:rPr>
               <w:t>DC-D10</w:t>
@@ -1972,6 +2104,7 @@
           <w:p>
             <w:r>
               <w:rPr>
+                <w:rFonts w:ascii="Nunito" w:hAnsi="Nunito" w:eastAsia="Nunito" w:cs="Nunito"/>
                 <w:sz w:val="20"/>
               </w:rPr>
               <w:t>Social enterprise conflict</w:t>
@@ -1986,6 +2119,7 @@
           <w:p>
             <w:r>
               <w:rPr>
+                <w:rFonts w:ascii="Nunito" w:hAnsi="Nunito" w:eastAsia="Nunito" w:cs="Nunito"/>
                 <w:sz w:val="20"/>
               </w:rPr>
               <w:t>D-12, EP-01</w:t>
@@ -2000,6 +2134,7 @@
           <w:p>
             <w:r>
               <w:rPr>
+                <w:rFonts w:ascii="Nunito" w:hAnsi="Nunito" w:eastAsia="Nunito" w:cs="Nunito"/>
                 <w:sz w:val="20"/>
               </w:rPr>
               <w:t>GBF Staffing Solutions earns placement fees from same employers who take interns.</w:t>
@@ -2014,6 +2149,7 @@
           <w:p>
             <w:r>
               <w:rPr>
+                <w:rFonts w:ascii="Nunito" w:hAnsi="Nunito" w:eastAsia="Nunito" w:cs="Nunito"/>
                 <w:sz w:val="20"/>
               </w:rPr>
               <w:t>Strong teams surface the conflict in trade-off reflection or options; it is not labelled for them.</w:t>
@@ -2029,7 +2165,7 @@
       </w:pPr>
       <w:r>
         <w:rPr>
-          <w:rFonts w:ascii="Calibri" w:hAnsi="Calibri"/>
+          <w:rFonts w:ascii="Lexend" w:hAnsi="Lexend" w:eastAsia="Lexend" w:cs="Lexend"/>
           <w:color w:val="1B2A4A"/>
         </w:rPr>
         <w:t>Part 3 - Expected quantitative patterns (after cleaning)</w:t>
@@ -2042,7 +2178,7 @@
       </w:pPr>
       <w:r>
         <w:rPr>
-          <w:rFonts w:ascii="Calibri" w:hAnsi="Calibri"/>
+          <w:rFonts w:ascii="Nunito" w:hAnsi="Nunito" w:eastAsia="Nunito" w:cs="Nunito"/>
         </w:rPr>
         <w:t>Dong Nai hub placement rate clearly below HCMC hubs (target: flag below 65%).</w:t>
       </w:r>
@@ -2054,7 +2190,7 @@
       </w:pPr>
       <w:r>
         <w:rPr>
-          <w:rFonts w:ascii="Calibri" w:hAnsi="Calibri"/>
+          <w:rFonts w:ascii="Nunito" w:hAnsi="Nunito" w:eastAsia="Nunito" w:cs="Nunito"/>
         </w:rPr>
         <w:t>Long An and Pathway Digital underperform Skills Forward on placement.</w:t>
       </w:r>
@@ -2066,7 +2202,7 @@
       </w:pPr>
       <w:r>
         <w:rPr>
-          <w:rFonts w:ascii="Calibri" w:hAnsi="Calibri"/>
+          <w:rFonts w:ascii="Nunito" w:hAnsi="Nunito" w:eastAsia="Nunito" w:cs="Nunito"/>
         </w:rPr>
         <w:t>Broad placement rate roughly 8 points above formal-only rate (aligns with ST-02).</w:t>
       </w:r>
@@ -2078,7 +2214,7 @@
       </w:pPr>
       <w:r>
         <w:rPr>
-          <w:rFonts w:ascii="Calibri" w:hAnsi="Calibri"/>
+          <w:rFonts w:ascii="Nunito" w:hAnsi="Nunito" w:eastAsia="Nunito" w:cs="Nunito"/>
         </w:rPr>
         <w:t>Disability placement gap of ~20+ points vs overall (aligns with ST-03).</w:t>
       </w:r>
@@ -2090,7 +2226,7 @@
       </w:pPr>
       <w:r>
         <w:rPr>
-          <w:rFonts w:ascii="Calibri" w:hAnsi="Calibri"/>
+          <w:rFonts w:ascii="Nunito" w:hAnsi="Nunito" w:eastAsia="Nunito" w:cs="Nunito"/>
         </w:rPr>
         <w:t>Higher attendance associated with placement, but confounded by transport and motivation.</w:t>
       </w:r>
@@ -2102,7 +2238,7 @@
       </w:pPr>
       <w:r>
         <w:rPr>
-          <w:rFonts w:ascii="Calibri" w:hAnsi="Calibri"/>
+          <w:rFonts w:ascii="Nunito" w:hAnsi="Nunito" w:eastAsia="Nunito" w:cs="Nunito"/>
         </w:rPr>
         <w:t>Aggressive growth scenario struggles to meet 65% without selection bias (efficiency vs ethics tension).</w:t>
       </w:r>
@@ -2484,7 +2620,7 @@
       <w:spacing w:after="120" w:line="276" w:lineRule="auto"/>
     </w:pPr>
     <w:rPr>
-      <w:rFonts w:ascii="Calibri" w:hAnsi="Calibri"/>
+      <w:rFonts w:ascii="Nunito" w:hAnsi="Nunito" w:eastAsia="Nunito" w:cs="Nunito"/>
       <w:color w:val="222222"/>
       <w:sz w:val="22"/>
     </w:rPr>

--- a/Answer_Key/Word/01_Data_Inconsistencies_Register.docx
+++ b/Answer_Key/Word/01_Data_Inconsistencies_Register.docx
@@ -174,7 +174,7 @@
                 <w:color w:val="222222"/>
                 <w:sz w:val="20"/>
               </w:rPr>
-              <w:t>3.0 | July 2026</w:t>
+              <w:t>3.1 | July-September 2026</w:t>
             </w:r>
           </w:p>
         </w:tc>

--- a/Answer_Key/Word/01_Data_Inconsistencies_Register.docx
+++ b/Answer_Key/Word/01_Data_Inconsistencies_Register.docx
@@ -384,7 +384,7 @@
                 <w:rFonts w:ascii="Nunito" w:hAnsi="Nunito" w:eastAsia="Nunito" w:cs="Nunito"/>
                 <w:sz w:val="20"/>
               </w:rPr>
-              <w:t>Two rows share an ID with different province values (one shows 'HCMC').</w:t>
+              <w:t>Two IDs appear twice with conflicting province values and different last_updated dates.</w:t>
             </w:r>
           </w:p>
         </w:tc>
@@ -398,7 +398,7 @@
                 <w:rFonts w:ascii="Nunito" w:hAnsi="Nunito" w:eastAsia="Nunito" w:cs="Nunito"/>
                 <w:sz w:val="20"/>
               </w:rPr>
-              <w:t>De-duplicate before any count; keep the most complete record and log the decision.</w:t>
+              <w:t>De-duplicate before any count; keep the latest last_updated and log the conflict.</w:t>
             </w:r>
           </w:p>
         </w:tc>
@@ -533,7 +533,7 @@
                 <w:rFonts w:ascii="Nunito" w:hAnsi="Nunito" w:eastAsia="Nunito" w:cs="Nunito"/>
                 <w:sz w:val="20"/>
               </w:rPr>
-              <w:t>placed_90d uses Y, Yes, 1, N, No, 0 and blank for the same meaning.</w:t>
+              <w:t>placed_90d uses Y, Yes, 1, N, No, 0 and blank.</w:t>
             </w:r>
           </w:p>
         </w:tc>
@@ -547,7 +547,7 @@
                 <w:rFonts w:ascii="Nunito" w:hAnsi="Nunito" w:eastAsia="Nunito" w:cs="Nunito"/>
                 <w:sz w:val="20"/>
               </w:rPr>
-              <w:t>Map to a single binary flag; treat blank as missing, not 'not placed'.</w:t>
+              <w:t>Map to a single binary flag; blank = missing follow-up, not 'not placed'. Primary VPBank rate uses completion_status = Completed only.</w:t>
             </w:r>
           </w:p>
         </w:tc>
@@ -609,7 +609,7 @@
                 <w:rFonts w:ascii="Nunito" w:hAnsi="Nunito" w:eastAsia="Nunito" w:cs="Nunito"/>
                 <w:sz w:val="20"/>
               </w:rPr>
-              <w:t>attended uses Y, N, 1 and 0.</w:t>
+              <w:t>attended uses Y, N, 1 and 0. BM uses fewer mentor-circle sessions than SF/PD classroom sessions.</w:t>
             </w:r>
           </w:p>
         </w:tc>
@@ -624,7 +624,7 @@
                 <w:rFonts w:ascii="Nunito" w:hAnsi="Nunito" w:eastAsia="Nunito" w:cs="Nunito"/>
                 <w:sz w:val="20"/>
               </w:rPr>
-              <w:t>Normalise to 1/0 before calculating attendance rates.</w:t>
+              <w:t>Normalise to 1/0; analyse BM separately or with a session-count caveat.</w:t>
             </w:r>
           </w:p>
         </w:tc>
@@ -682,7 +682,7 @@
                 <w:rFonts w:ascii="Nunito" w:hAnsi="Nunito" w:eastAsia="Nunito" w:cs="Nunito"/>
                 <w:sz w:val="20"/>
               </w:rPr>
-              <w:t>Record GBF-2025-10417 has a date of birth implying age ~42.</w:t>
+              <w:t>Record GBF-2025-10417 has a date of birth implying age ~42 (one intentional error).</w:t>
             </w:r>
           </w:p>
         </w:tc>
@@ -696,7 +696,7 @@
                 <w:rFonts w:ascii="Nunito" w:hAnsi="Nunito" w:eastAsia="Nunito" w:cs="Nunito"/>
                 <w:sz w:val="20"/>
               </w:rPr>
-              <w:t>Flag as data error; exclude from age analysis or correct with documented assumption.</w:t>
+              <w:t>Flag as data entry error; exclude from age analysis; do not treat the whole file as out-of-eligibility.</w:t>
             </w:r>
           </w:p>
         </w:tc>
@@ -980,7 +980,7 @@
                 <w:rFonts w:ascii="Nunito" w:hAnsi="Nunito" w:eastAsia="Nunito" w:cs="Nunito"/>
                 <w:sz w:val="20"/>
               </w:rPr>
-              <w:t>Same hub appears as 'Ho Chi Minh City' and 'HCMC'.</w:t>
+              <w:t>Same geography appears as 'Ho Chi Minh City' and 'HCMC'.</w:t>
             </w:r>
           </w:p>
         </w:tc>
@@ -1129,7 +1129,7 @@
                 <w:rFonts w:ascii="Nunito" w:hAnsi="Nunito" w:eastAsia="Nunito" w:cs="Nunito"/>
                 <w:sz w:val="20"/>
               </w:rPr>
-              <w:t>Mentor M-099 is marked Inactive but has logged hours.</w:t>
+              <w:t>Mentor M-099 has status=Inactive but still has hours_logged.</w:t>
             </w:r>
           </w:p>
         </w:tc>
@@ -1143,7 +1143,7 @@
                 <w:rFonts w:ascii="Nunito" w:hAnsi="Nunito" w:eastAsia="Nunito" w:cs="Nunito"/>
                 <w:sz w:val="20"/>
               </w:rPr>
-              <w:t>Exclude inactive-mentor hours from DB-4 or justify inclusion.</w:t>
+              <w:t>Filter status=Active for mentor-hour averages, or justify including Inactive hours.</w:t>
             </w:r>
           </w:p>
         </w:tc>
@@ -1205,7 +1205,7 @@
                 <w:rFonts w:ascii="Nunito" w:hAnsi="Nunito" w:eastAsia="Nunito" w:cs="Nunito"/>
                 <w:sz w:val="20"/>
               </w:rPr>
-              <w:t>UK aid / FCDO 2025-Q3 amount_vnd_m stored as text with a thousands comma.</w:t>
+              <w:t>UK aid / FCDO 2025-Q3 amount_vnd_m is stored as text with a thousands comma (e.g. '1,250').</w:t>
             </w:r>
           </w:p>
         </w:tc>
@@ -1250,7 +1250,7 @@
                 <w:rFonts w:ascii="Nunito" w:hAnsi="Nunito" w:eastAsia="Nunito" w:cs="Nunito"/>
                 <w:sz w:val="20"/>
               </w:rPr>
-              <w:t>Sample vs organisation totals</w:t>
+              <w:t>Export aligns with programme headcount</w:t>
             </w:r>
           </w:p>
         </w:tc>
@@ -1264,7 +1264,7 @@
                 <w:rFonts w:ascii="Nunito" w:hAnsi="Nunito" w:eastAsia="Nunito" w:cs="Nunito"/>
                 <w:sz w:val="20"/>
               </w:rPr>
-              <w:t>All tables</w:t>
+              <w:t>beneficiary_registry</w:t>
             </w:r>
           </w:p>
         </w:tc>
@@ -1278,7 +1278,7 @@
                 <w:rFonts w:ascii="Nunito" w:hAnsi="Nunito" w:eastAsia="Nunito" w:cs="Nunito"/>
                 <w:sz w:val="20"/>
               </w:rPr>
-              <w:t>Export covers ~520 beneficiaries; handbook cites 2,847 served in 2025.</w:t>
+              <w:t>Registry is sized to ~800 (programme guideline: served in 2025). Waitlist (~1,100) is a separate snapshot. D-01 reports 2024 completers (592) and public 71% placement - a different grain.</w:t>
             </w:r>
           </w:p>
         </w:tc>
@@ -1292,7 +1292,84 @@
                 <w:rFonts w:ascii="Nunito" w:hAnsi="Nunito" w:eastAsia="Nunito" w:cs="Nunito"/>
                 <w:sz w:val="20"/>
               </w:rPr>
-              <w:t>State sample limitation in every analysis; do not extrapolate to org totals.</w:t>
+              <w:t>Do not add waitlist to served totals. Do not equate D-01 completers with registry rows. State placement definition whenever reporting rates.</w:t>
+            </w:r>
+          </w:p>
+        </w:tc>
+      </w:tr>
+      <w:tr>
+        <w:tc>
+          <w:tcPr>
+            <w:tcW w:type="dxa" w:w="864"/>
+            <w:shd w:val="clear" w:color="auto" w:fill="F2F4F7"/>
+          </w:tcPr>
+          <w:p>
+            <w:r>
+              <w:rPr>
+                <w:rFonts w:ascii="Nunito" w:hAnsi="Nunito" w:eastAsia="Nunito" w:cs="Nunito"/>
+                <w:sz w:val="20"/>
+              </w:rPr>
+              <w:t>DC-14</w:t>
+            </w:r>
+          </w:p>
+        </w:tc>
+        <w:tc>
+          <w:tcPr>
+            <w:tcW w:type="dxa" w:w="2016"/>
+            <w:shd w:val="clear" w:color="auto" w:fill="F2F4F7"/>
+          </w:tcPr>
+          <w:p>
+            <w:r>
+              <w:rPr>
+                <w:rFonts w:ascii="Nunito" w:hAnsi="Nunito" w:eastAsia="Nunito" w:cs="Nunito"/>
+                <w:sz w:val="20"/>
+              </w:rPr>
+              <w:t>Capacity headroom for scale</w:t>
+            </w:r>
+          </w:p>
+        </w:tc>
+        <w:tc>
+          <w:tcPr>
+            <w:tcW w:type="dxa" w:w="1728"/>
+            <w:shd w:val="clear" w:color="auto" w:fill="F2F4F7"/>
+          </w:tcPr>
+          <w:p>
+            <w:r>
+              <w:rPr>
+                <w:rFonts w:ascii="Nunito" w:hAnsi="Nunito" w:eastAsia="Nunito" w:cs="Nunito"/>
+                <w:sz w:val="20"/>
+              </w:rPr>
+              <w:t>hub_capacity_jan2026</w:t>
+            </w:r>
+          </w:p>
+        </w:tc>
+        <w:tc>
+          <w:tcPr>
+            <w:tcW w:type="dxa" w:w="2880"/>
+            <w:shd w:val="clear" w:color="auto" w:fill="F2F4F7"/>
+          </w:tcPr>
+          <w:p>
+            <w:r>
+              <w:rPr>
+                <w:rFonts w:ascii="Nunito" w:hAnsi="Nunito" w:eastAsia="Nunito" w:cs="Nunito"/>
+                <w:sz w:val="20"/>
+              </w:rPr>
+              <w:t>DN/LA show overloaded caseloads and thin staff/mentor benches relative to throughput caps.</w:t>
+            </w:r>
+          </w:p>
+        </w:tc>
+        <w:tc>
+          <w:tcPr>
+            <w:tcW w:type="dxa" w:w="2016"/>
+            <w:shd w:val="clear" w:color="auto" w:fill="F2F4F7"/>
+          </w:tcPr>
+          <w:p>
+            <w:r>
+              <w:rPr>
+                <w:rFonts w:ascii="Nunito" w:hAnsi="Nunito" w:eastAsia="Nunito" w:cs="Nunito"/>
+                <w:sz w:val="20"/>
+              </w:rPr>
+              <w:t>Funding scenarios and growth options must stress-test staff, mentor and finance capacity - not cost alone.</w:t>
             </w:r>
           </w:p>
         </w:tc>
@@ -1690,7 +1767,7 @@
                 <w:rFonts w:ascii="Nunito" w:hAnsi="Nunito" w:eastAsia="Nunito" w:cs="Nunito"/>
                 <w:sz w:val="20"/>
               </w:rPr>
-              <w:t>Reported disability share ~6%; population nearer 9%. Placement ~49% vs 71% overall.</w:t>
+              <w:t>Reported disability share ~6-7%; population nearer 9%. Placement ~45-50% vs ~70% on the public broad definition.</w:t>
             </w:r>
           </w:p>
         </w:tc>
@@ -1958,7 +2035,7 @@
                 <w:rFonts w:ascii="Nunito" w:hAnsi="Nunito" w:eastAsia="Nunito" w:cs="Nunito"/>
                 <w:sz w:val="20"/>
               </w:rPr>
-              <w:t>60-day reporting proposal</w:t>
+              <w:t>Shortening the placement window</w:t>
             </w:r>
           </w:p>
         </w:tc>
@@ -1988,7 +2065,7 @@
                 <w:rFonts w:ascii="Nunito" w:hAnsi="Nunito" w:eastAsia="Nunito" w:cs="Nunito"/>
                 <w:sz w:val="20"/>
               </w:rPr>
-              <w:t>Anh Duc suggests early measurement; contract and donor say 90 days is primary.</w:t>
+              <w:t>Anh Duc pushes 'earlier management visibility' / leading indicators without naming a new primary metric. D-03 Clause 3-4 and DN-01 lock 65% at ninety days; earlier indicators may be internal only and do not replace disbursement measurement.</w:t>
             </w:r>
           </w:p>
         </w:tc>
@@ -2003,7 +2080,7 @@
                 <w:rFonts w:ascii="Nunito" w:hAnsi="Nunito" w:eastAsia="Nunito" w:cs="Nunito"/>
                 <w:sz w:val="20"/>
               </w:rPr>
-              <w:t>Recommending 60-day reporting as primary metric is a red line.</w:t>
+              <w:t>Red line if a team elevates a shorter window (e.g. 60-day) as the primary Board/donor metric to look better. Strong teams catch this by reading the grant, not by being told.</w:t>
             </w:r>
           </w:p>
         </w:tc>
@@ -2180,7 +2257,19 @@
         <w:rPr>
           <w:rFonts w:ascii="Nunito" w:hAnsi="Nunito" w:eastAsia="Nunito" w:cs="Nunito"/>
         </w:rPr>
-        <w:t>Dong Nai hub placement rate clearly below HCMC hubs (target: flag below 65%).</w:t>
+        <w:t>Among Completed records, HCMC hubs can clear ~65%+ broad; Dong Nai stays below (especially Formal).</w:t>
+      </w:r>
+    </w:p>
+    <w:p>
+      <w:pPr>
+        <w:pStyle w:val="ListBullet"/>
+        <w:ind w:left="360"/>
+      </w:pPr>
+      <w:r>
+        <w:rPr>
+          <w:rFonts w:ascii="Nunito" w:hAnsi="Nunito" w:eastAsia="Nunito" w:cs="Nunito"/>
+        </w:rPr>
+        <w:t>Including Dropped in the denominator pulls most hubs under 65% - definition choice matters.</w:t>
       </w:r>
     </w:p>
     <w:p>
@@ -2204,7 +2293,7 @@
         <w:rPr>
           <w:rFonts w:ascii="Nunito" w:hAnsi="Nunito" w:eastAsia="Nunito" w:cs="Nunito"/>
         </w:rPr>
-        <w:t>Broad placement rate roughly 8 points above formal-only rate (aligns with ST-02).</w:t>
+        <w:t>Broad placement rate sits above formal-only rate (aligns with ST-02 ~63% formal narrative; 2025 export may differ slightly).</w:t>
       </w:r>
     </w:p>
     <w:p>
@@ -2240,7 +2329,19 @@
         <w:rPr>
           <w:rFonts w:ascii="Nunito" w:hAnsi="Nunito" w:eastAsia="Nunito" w:cs="Nunito"/>
         </w:rPr>
-        <w:t>Aggressive growth scenario struggles to meet 65% without selection bias (efficiency vs ethics tension).</w:t>
+        <w:t>Aggressive growth scenario struggles to meet 65% without selection bias (efficiency vs ethics tension) and fails capacity headroom at DN/LA.</w:t>
+      </w:r>
+    </w:p>
+    <w:p>
+      <w:pPr>
+        <w:pStyle w:val="ListBullet"/>
+        <w:ind w:left="360"/>
+      </w:pPr>
+      <w:r>
+        <w:rPr>
+          <w:rFonts w:ascii="Nunito" w:hAnsi="Nunito" w:eastAsia="Nunito" w:cs="Nunito"/>
+        </w:rPr>
+        <w:t>Mentor counts differ by source (D-01 ~95 org-wide active mentors; hub_capacity_jan2026 active_mentors sum ~26; volunteer_hours has ~44 active IDs plus Inactive M-099) - strong teams state the grain.</w:t>
       </w:r>
     </w:p>
     <w:sectPr>
